--- a/public/plantillas-contrato/BosquesCoworking30hrsFisica.docx
+++ b/public/plantillas-contrato/BosquesCoworking30hrsFisica.docx
@@ -528,7 +528,7 @@
           <w:highlight w:val="yellow"/>
           <w:rtl w:val="0"/>
         </w:rPr>
-        <w:t xml:space="preserve">“Coworking (LETRA)”</w:t>
+        <w:t xml:space="preserve">“Coworking {{NUMERO_ESPACIO}}”</w:t>
       </w:r>
       <w:r>
         <w:rPr>
@@ -887,7 +887,7 @@
           <w:highlight w:val="yellow"/>
           <w:rtl w:val="0"/>
         </w:rPr>
-        <w:t xml:space="preserve">COLOCAR RFC</w:t>
+        <w:t xml:space="preserve">{{RFC}}</w:t>
       </w:r>
       <w:r>
         <w:rPr>

--- a/public/plantillas-contrato/BosquesCoworking30hrsFisica.docx
+++ b/public/plantillas-contrato/BosquesCoworking30hrsFisica.docx
@@ -466,7 +466,7 @@
           <w:highlight w:val="yellow"/>
           <w:rtl w:val="0"/>
         </w:rPr>
-        <w:t xml:space="preserve">Av Aguascalientes Norte #517 interior 1, Fraccionamiento Bosques del Prado Sur CP 20130 Aguascalientes, Ags.</w:t>
+        <w:t xml:space="preserve">Av Aguascalientes Norte #517 interior {{NUMERO_ESPACIO}}, Fraccionamiento Bosques del Prado Sur CP 20130 Aguascalientes, Ags.</w:t>
       </w:r>
       <w:r>
         <w:rPr>
